--- a/01_THESIS/Chapter 1/01_Introduction.docx
+++ b/01_THESIS/Chapter 1/01_Introduction.docx
@@ -22,31 +22,32 @@
     </w:p>
     <w:p>
       <w:pPr>
-        <w:rPr>
-          <w:rFonts w:ascii="Times New Roman" w:hAnsi="Times New Roman" w:cs="Times New Roman"/>
-          <w:sz w:val="24"/>
-          <w:szCs w:val="24"/>
-        </w:rPr>
-      </w:pPr>
-      <w:r>
-        <w:rPr>
-          <w:rFonts w:ascii="Times New Roman" w:hAnsi="Times New Roman" w:cs="Times New Roman"/>
-          <w:sz w:val="24"/>
-          <w:szCs w:val="24"/>
-        </w:rPr>
-        <w:t>I</w:t>
-      </w:r>
-      <w:r>
-        <w:rPr>
-          <w:rFonts w:ascii="Times New Roman" w:hAnsi="Times New Roman" w:cs="Times New Roman"/>
-          <w:sz w:val="24"/>
-          <w:szCs w:val="24"/>
-        </w:rPr>
-        <w:t>NTRODUCTION</w:t>
-      </w:r>
-    </w:p>
-    <w:p>
-      <w:pPr>
+        <w:spacing w:line="480" w:lineRule="auto"/>
+        <w:jc w:val="center"/>
+        <w:rPr>
+          <w:rFonts w:ascii="Times New Roman" w:hAnsi="Times New Roman" w:cs="Times New Roman"/>
+          <w:b/>
+          <w:bCs/>
+          <w:sz w:val="24"/>
+          <w:szCs w:val="24"/>
+        </w:rPr>
+      </w:pPr>
+      <w:r>
+        <w:rPr>
+          <w:rFonts w:ascii="Times New Roman" w:hAnsi="Times New Roman" w:cs="Times New Roman"/>
+          <w:b/>
+          <w:bCs/>
+          <w:sz w:val="24"/>
+          <w:szCs w:val="24"/>
+        </w:rPr>
+        <w:t>INTRODUCTION</w:t>
+      </w:r>
+    </w:p>
+    <w:p>
+      <w:pPr>
+        <w:spacing w:line="480" w:lineRule="auto"/>
+        <w:ind w:firstLine="720"/>
+        <w:jc w:val="both"/>
         <w:rPr>
           <w:rFonts w:ascii="Times New Roman" w:hAnsi="Times New Roman" w:cs="Times New Roman"/>
           <w:sz w:val="24"/>
@@ -82,15 +83,9 @@
     </w:p>
     <w:p>
       <w:pPr>
-        <w:rPr>
-          <w:rFonts w:ascii="Times New Roman" w:hAnsi="Times New Roman" w:cs="Times New Roman"/>
-          <w:sz w:val="24"/>
-          <w:szCs w:val="24"/>
-        </w:rPr>
-      </w:pPr>
-    </w:p>
-    <w:p>
-      <w:pPr>
+        <w:spacing w:line="480" w:lineRule="auto"/>
+        <w:ind w:firstLine="720"/>
+        <w:jc w:val="both"/>
         <w:rPr>
           <w:rFonts w:ascii="Times New Roman" w:hAnsi="Times New Roman" w:cs="Times New Roman"/>
           <w:sz w:val="24"/>
@@ -126,54 +121,22 @@
     </w:p>
     <w:p>
       <w:pPr>
-        <w:rPr>
-          <w:rFonts w:ascii="Times New Roman" w:hAnsi="Times New Roman" w:cs="Times New Roman"/>
-          <w:sz w:val="24"/>
-          <w:szCs w:val="24"/>
-        </w:rPr>
-      </w:pPr>
-    </w:p>
-    <w:p>
-      <w:pPr>
-        <w:rPr>
-          <w:rFonts w:ascii="Times New Roman" w:hAnsi="Times New Roman" w:cs="Times New Roman"/>
-          <w:sz w:val="24"/>
-          <w:szCs w:val="24"/>
-        </w:rPr>
-      </w:pPr>
-      <w:r>
-        <w:rPr>
-          <w:rFonts w:ascii="Times New Roman" w:hAnsi="Times New Roman" w:cs="Times New Roman"/>
-          <w:sz w:val="24"/>
-          <w:szCs w:val="24"/>
-        </w:rPr>
-        <w:t>Constructed-response assessments provide valuable information about the quality of student learning. A correct answer in a multiple-choice test may indicate that a student recognized the correct option; however, it may not fully show how the student understood or applied the lesson. In comparison, an essay or short-answer response allows teachers to examine the student’s explanation, reasoning, relevance of ideas, and ability to communicate knowledge clearly. For this reason, essays remain widely used in subjects that require explanation, interpretation, critical thinking, and written expression. However, the scoring of such responses requires more time and careful judgment than objective-type assessments.</w:t>
-      </w:r>
-    </w:p>
-    <w:p>
-      <w:pPr>
-        <w:rPr>
-          <w:rFonts w:ascii="Times New Roman" w:hAnsi="Times New Roman" w:cs="Times New Roman"/>
-          <w:sz w:val="24"/>
-          <w:szCs w:val="24"/>
-        </w:rPr>
-      </w:pPr>
-    </w:p>
-    <w:p>
-      <w:pPr>
-        <w:rPr>
-          <w:rFonts w:ascii="Times New Roman" w:hAnsi="Times New Roman" w:cs="Times New Roman"/>
-          <w:sz w:val="24"/>
-          <w:szCs w:val="24"/>
-        </w:rPr>
-      </w:pPr>
-      <w:r>
-        <w:rPr>
-          <w:rFonts w:ascii="Times New Roman" w:hAnsi="Times New Roman" w:cs="Times New Roman"/>
-          <w:sz w:val="24"/>
-          <w:szCs w:val="24"/>
-        </w:rPr>
-        <w:t xml:space="preserve">Traditionally, essays and short-answer responses are scored manually by teachers using rubrics, answer keys, or other established criteria. Although this process allows teachers to apply their professional judgment, it may become difficult when there are many student submissions to review. Manual scoring can be time-consuming, especially in large classes, because each response must be read and evaluated individually. In addition, fatigue, workload, and differences in interpretation may affect the consistency of scores. A teacher may also assess the same type of response differently at separate times, while two teachers may give different scores to the same </w:t>
+        <w:spacing w:line="480" w:lineRule="auto"/>
+        <w:ind w:firstLine="720"/>
+        <w:jc w:val="both"/>
+        <w:rPr>
+          <w:rFonts w:ascii="Times New Roman" w:hAnsi="Times New Roman" w:cs="Times New Roman"/>
+          <w:sz w:val="24"/>
+          <w:szCs w:val="24"/>
+        </w:rPr>
+      </w:pPr>
+      <w:r>
+        <w:rPr>
+          <w:rFonts w:ascii="Times New Roman" w:hAnsi="Times New Roman" w:cs="Times New Roman"/>
+          <w:sz w:val="24"/>
+          <w:szCs w:val="24"/>
+        </w:rPr>
+        <w:t xml:space="preserve">Constructed-response assessments provide valuable information about the quality of student learning. A correct answer in a multiple-choice test may indicate that a student recognized the correct option; however, it may not fully show how the student understood or applied the lesson. In comparison, an essay or short-answer response allows teachers to examine the student’s </w:t>
       </w:r>
       <w:r>
         <w:rPr>
@@ -182,7 +145,27 @@
           <w:szCs w:val="24"/>
         </w:rPr>
         <w:lastRenderedPageBreak/>
-        <w:t xml:space="preserve">answer. These concerns may affect the efficiency, consistency, and fairness of written assessment practices (Ramesh &amp; </w:t>
+        <w:t>explanation, reasoning, relevance of ideas, and ability to communicate knowledge clearly. For this reason, essays remain widely used in subjects that require explanation, interpretation, critical thinking, and written expression. However, the scoring of such responses requires more time and careful judgment than objective-type assessments.</w:t>
+      </w:r>
+    </w:p>
+    <w:p>
+      <w:pPr>
+        <w:spacing w:line="480" w:lineRule="auto"/>
+        <w:ind w:firstLine="720"/>
+        <w:jc w:val="both"/>
+        <w:rPr>
+          <w:rFonts w:ascii="Times New Roman" w:hAnsi="Times New Roman" w:cs="Times New Roman"/>
+          <w:sz w:val="24"/>
+          <w:szCs w:val="24"/>
+        </w:rPr>
+      </w:pPr>
+      <w:r>
+        <w:rPr>
+          <w:rFonts w:ascii="Times New Roman" w:hAnsi="Times New Roman" w:cs="Times New Roman"/>
+          <w:sz w:val="24"/>
+          <w:szCs w:val="24"/>
+        </w:rPr>
+        <w:t xml:space="preserve">Traditionally, essays and short-answer responses are scored manually by teachers using rubrics, answer keys, or other established criteria. Although this process allows teachers to apply their professional judgment, it may become difficult when there are many student submissions to review. Manual scoring can be time-consuming, especially in large classes, because each response must be read and evaluated individually. In addition, fatigue, workload, and differences in interpretation may affect the consistency of scores. A teacher may also assess the same type of response differently at separate times, while two teachers may give different scores to the same answer. These concerns may affect the efficiency, consistency, and fairness of written assessment practices (Ramesh &amp; </w:t>
       </w:r>
       <w:proofErr w:type="spellStart"/>
       <w:r>
@@ -205,15 +188,9 @@
     </w:p>
     <w:p>
       <w:pPr>
-        <w:rPr>
-          <w:rFonts w:ascii="Times New Roman" w:hAnsi="Times New Roman" w:cs="Times New Roman"/>
-          <w:sz w:val="24"/>
-          <w:szCs w:val="24"/>
-        </w:rPr>
-      </w:pPr>
-    </w:p>
-    <w:p>
-      <w:pPr>
+        <w:spacing w:line="480" w:lineRule="auto"/>
+        <w:ind w:firstLine="720"/>
+        <w:jc w:val="both"/>
         <w:rPr>
           <w:rFonts w:ascii="Times New Roman" w:hAnsi="Times New Roman" w:cs="Times New Roman"/>
           <w:sz w:val="24"/>
@@ -231,41 +208,38 @@
     </w:p>
     <w:p>
       <w:pPr>
-        <w:rPr>
-          <w:rFonts w:ascii="Times New Roman" w:hAnsi="Times New Roman" w:cs="Times New Roman"/>
-          <w:sz w:val="24"/>
-          <w:szCs w:val="24"/>
-        </w:rPr>
-      </w:pPr>
-    </w:p>
-    <w:p>
-      <w:pPr>
-        <w:rPr>
-          <w:rFonts w:ascii="Times New Roman" w:hAnsi="Times New Roman" w:cs="Times New Roman"/>
-          <w:sz w:val="24"/>
-          <w:szCs w:val="24"/>
-        </w:rPr>
-      </w:pPr>
-      <w:r>
-        <w:rPr>
-          <w:rFonts w:ascii="Times New Roman" w:hAnsi="Times New Roman" w:cs="Times New Roman"/>
-          <w:sz w:val="24"/>
-          <w:szCs w:val="24"/>
-        </w:rPr>
-        <w:t>In an automated scoring process, a student’s written response is first prepared for analysis through text preprocessing. This may include removing unnecessary spaces or formatting and converting the response into a form that a machine learning model can process. The processed text is then passed to a trained model, which analyzes patterns associated with the quality of the response and produces a predicted score. The result may then be converted to the required score scale and accompanied by feedback, such as identifying a response that is too short or lacks sufficient detail. Although these systems can help improve the speed of scoring, they should be assessed carefully to ensure that their results are aligned with human grading standards (Zhang et al., 2022).</w:t>
-      </w:r>
-    </w:p>
-    <w:p>
-      <w:pPr>
-        <w:rPr>
-          <w:rFonts w:ascii="Times New Roman" w:hAnsi="Times New Roman" w:cs="Times New Roman"/>
-          <w:sz w:val="24"/>
-          <w:szCs w:val="24"/>
-        </w:rPr>
-      </w:pPr>
-    </w:p>
-    <w:p>
-      <w:pPr>
+        <w:spacing w:line="480" w:lineRule="auto"/>
+        <w:ind w:firstLine="720"/>
+        <w:jc w:val="both"/>
+        <w:rPr>
+          <w:rFonts w:ascii="Times New Roman" w:hAnsi="Times New Roman" w:cs="Times New Roman"/>
+          <w:sz w:val="24"/>
+          <w:szCs w:val="24"/>
+        </w:rPr>
+      </w:pPr>
+      <w:r>
+        <w:rPr>
+          <w:rFonts w:ascii="Times New Roman" w:hAnsi="Times New Roman" w:cs="Times New Roman"/>
+          <w:sz w:val="24"/>
+          <w:szCs w:val="24"/>
+        </w:rPr>
+        <w:t xml:space="preserve">In an automated scoring process, a student’s written response is first prepared for analysis through text preprocessing. This may include removing unnecessary spaces or formatting and </w:t>
+      </w:r>
+      <w:r>
+        <w:rPr>
+          <w:rFonts w:ascii="Times New Roman" w:hAnsi="Times New Roman" w:cs="Times New Roman"/>
+          <w:sz w:val="24"/>
+          <w:szCs w:val="24"/>
+        </w:rPr>
+        <w:lastRenderedPageBreak/>
+        <w:t>converting the response into a form that a machine learning model can process. The processed text is then passed to a trained model, which analyzes patterns associated with the quality of the response and produces a predicted score. The result may then be converted to the required score scale and accompanied by feedback, such as identifying a response that is too short or lacks sufficient detail. Although these systems can help improve the speed of scoring, they should be assessed carefully to ensure that their results are aligned with human grading standards (Zhang et al., 2022).</w:t>
+      </w:r>
+    </w:p>
+    <w:p>
+      <w:pPr>
+        <w:spacing w:line="480" w:lineRule="auto"/>
+        <w:ind w:firstLine="720"/>
+        <w:jc w:val="both"/>
         <w:rPr>
           <w:rFonts w:ascii="Times New Roman" w:hAnsi="Times New Roman" w:cs="Times New Roman"/>
           <w:sz w:val="24"/>
@@ -283,28 +257,108 @@
     </w:p>
     <w:p>
       <w:pPr>
-        <w:rPr>
-          <w:rFonts w:ascii="Times New Roman" w:hAnsi="Times New Roman" w:cs="Times New Roman"/>
-          <w:sz w:val="24"/>
-          <w:szCs w:val="24"/>
-        </w:rPr>
-      </w:pPr>
-    </w:p>
-    <w:p>
-      <w:pPr>
-        <w:rPr>
-          <w:rFonts w:ascii="Times New Roman" w:hAnsi="Times New Roman" w:cs="Times New Roman"/>
-          <w:sz w:val="24"/>
-          <w:szCs w:val="24"/>
-        </w:rPr>
-      </w:pPr>
-      <w:r>
-        <w:rPr>
-          <w:rFonts w:ascii="Times New Roman" w:hAnsi="Times New Roman" w:cs="Times New Roman"/>
-          <w:sz w:val="24"/>
-          <w:szCs w:val="24"/>
-        </w:rPr>
-        <w:t xml:space="preserve">In response to these concerns, this study proposes the development of an Automated Essay and Short-Answer Scoring Engine. The proposed system is intended to automatically evaluate open-ended student responses and provide a numerical score with corresponding feedback. Its primary focus is essay scoring, while short-answer scoring may be included as an extended feature depending on the project’s development scope. The system will use a fine-tuned </w:t>
+        <w:spacing w:line="480" w:lineRule="auto"/>
+        <w:ind w:firstLine="720"/>
+        <w:jc w:val="both"/>
+        <w:rPr>
+          <w:rFonts w:ascii="Times New Roman" w:hAnsi="Times New Roman" w:cs="Times New Roman"/>
+          <w:sz w:val="24"/>
+          <w:szCs w:val="24"/>
+        </w:rPr>
+      </w:pPr>
+      <w:r>
+        <w:rPr>
+          <w:rFonts w:ascii="Times New Roman" w:hAnsi="Times New Roman" w:cs="Times New Roman"/>
+          <w:sz w:val="24"/>
+          <w:szCs w:val="24"/>
+        </w:rPr>
+        <w:t>In response to these concerns, this study explores the development of an automated scoring approach for open-ended student responses, with essay scoring as the primary focus. The following sections describe the specific system proposed to address this need.</w:t>
+      </w:r>
+    </w:p>
+    <w:p>
+      <w:pPr>
+        <w:rPr>
+          <w:rFonts w:ascii="Times New Roman" w:hAnsi="Times New Roman" w:cs="Times New Roman"/>
+          <w:sz w:val="24"/>
+          <w:szCs w:val="24"/>
+        </w:rPr>
+      </w:pPr>
+    </w:p>
+    <w:p>
+      <w:pPr>
+        <w:rPr>
+          <w:rFonts w:ascii="Times New Roman" w:hAnsi="Times New Roman" w:cs="Times New Roman"/>
+          <w:sz w:val="24"/>
+          <w:szCs w:val="24"/>
+        </w:rPr>
+      </w:pPr>
+    </w:p>
+    <w:p>
+      <w:pPr>
+        <w:rPr>
+          <w:rFonts w:ascii="Times New Roman" w:hAnsi="Times New Roman" w:cs="Times New Roman"/>
+          <w:sz w:val="24"/>
+          <w:szCs w:val="24"/>
+        </w:rPr>
+      </w:pPr>
+    </w:p>
+    <w:p>
+      <w:pPr>
+        <w:rPr>
+          <w:rFonts w:ascii="Times New Roman" w:hAnsi="Times New Roman" w:cs="Times New Roman"/>
+          <w:sz w:val="24"/>
+          <w:szCs w:val="24"/>
+        </w:rPr>
+      </w:pPr>
+    </w:p>
+    <w:p>
+      <w:pPr>
+        <w:rPr>
+          <w:rFonts w:ascii="Times New Roman" w:hAnsi="Times New Roman" w:cs="Times New Roman"/>
+          <w:sz w:val="24"/>
+          <w:szCs w:val="24"/>
+        </w:rPr>
+      </w:pPr>
+    </w:p>
+    <w:p>
+      <w:pPr>
+        <w:jc w:val="center"/>
+        <w:rPr>
+          <w:rFonts w:ascii="Times New Roman" w:hAnsi="Times New Roman" w:cs="Times New Roman"/>
+          <w:b/>
+          <w:bCs/>
+          <w:sz w:val="24"/>
+          <w:szCs w:val="24"/>
+        </w:rPr>
+      </w:pPr>
+      <w:r>
+        <w:rPr>
+          <w:rFonts w:ascii="Times New Roman" w:hAnsi="Times New Roman" w:cs="Times New Roman"/>
+          <w:b/>
+          <w:bCs/>
+          <w:sz w:val="24"/>
+          <w:szCs w:val="24"/>
+        </w:rPr>
+        <w:lastRenderedPageBreak/>
+        <w:t>REFERENCES</w:t>
+      </w:r>
+    </w:p>
+    <w:p>
+      <w:pPr>
+        <w:ind w:left="720" w:hanging="720"/>
+        <w:rPr>
+          <w:rFonts w:ascii="Times New Roman" w:hAnsi="Times New Roman" w:cs="Times New Roman"/>
+          <w:sz w:val="24"/>
+          <w:szCs w:val="24"/>
+        </w:rPr>
+      </w:pPr>
+      <w:r>
+        <w:rPr>
+          <w:rFonts w:ascii="Times New Roman" w:hAnsi="Times New Roman" w:cs="Times New Roman"/>
+          <w:sz w:val="24"/>
+          <w:szCs w:val="24"/>
+        </w:rPr>
+        <w:t xml:space="preserve">Ramesh, D., &amp; </w:t>
       </w:r>
       <w:proofErr w:type="spellStart"/>
       <w:r>
@@ -313,7 +367,7 @@
           <w:sz w:val="24"/>
           <w:szCs w:val="24"/>
         </w:rPr>
-        <w:t>DistilBERT</w:t>
+        <w:t>Sanampudi</w:t>
       </w:r>
       <w:proofErr w:type="spellEnd"/>
       <w:r>
@@ -322,8 +376,46 @@
           <w:sz w:val="24"/>
           <w:szCs w:val="24"/>
         </w:rPr>
-        <w:t xml:space="preserve"> language model trained using human-scored essays to predict scores for submitted responses (Ramesh &amp; </w:t>
-      </w:r>
+        <w:t xml:space="preserve">, S. K. (2022). An </w:t>
+      </w:r>
+      <w:proofErr w:type="gramStart"/>
+      <w:r>
+        <w:rPr>
+          <w:rFonts w:ascii="Times New Roman" w:hAnsi="Times New Roman" w:cs="Times New Roman"/>
+          <w:sz w:val="24"/>
+          <w:szCs w:val="24"/>
+        </w:rPr>
+        <w:t>automated essay scoring systems</w:t>
+      </w:r>
+      <w:proofErr w:type="gramEnd"/>
+      <w:r>
+        <w:rPr>
+          <w:rFonts w:ascii="Times New Roman" w:hAnsi="Times New Roman" w:cs="Times New Roman"/>
+          <w:sz w:val="24"/>
+          <w:szCs w:val="24"/>
+        </w:rPr>
+        <w:t>: A systematic literature review. Artificial Intelligence Review, 55(3), 2495–2527. https://doi.org/10.1007/s10462-021-10068-2</w:t>
+      </w:r>
+    </w:p>
+    <w:p>
+      <w:pPr>
+        <w:ind w:left="720" w:hanging="720"/>
+        <w:rPr>
+          <w:rFonts w:ascii="Times New Roman" w:hAnsi="Times New Roman" w:cs="Times New Roman"/>
+          <w:sz w:val="24"/>
+          <w:szCs w:val="24"/>
+        </w:rPr>
+      </w:pPr>
+    </w:p>
+    <w:p>
+      <w:pPr>
+        <w:ind w:left="720" w:hanging="720"/>
+        <w:rPr>
+          <w:rFonts w:ascii="Times New Roman" w:hAnsi="Times New Roman" w:cs="Times New Roman"/>
+          <w:sz w:val="24"/>
+          <w:szCs w:val="24"/>
+        </w:rPr>
+      </w:pPr>
       <w:proofErr w:type="spellStart"/>
       <w:r>
         <w:rPr>
@@ -331,7 +423,7 @@
           <w:sz w:val="24"/>
           <w:szCs w:val="24"/>
         </w:rPr>
-        <w:t>Sanampudi</w:t>
+        <w:t>Sutisna</w:t>
       </w:r>
       <w:proofErr w:type="spellEnd"/>
       <w:r>
@@ -340,76 +432,7 @@
           <w:sz w:val="24"/>
           <w:szCs w:val="24"/>
         </w:rPr>
-        <w:t>, 2022).</w:t>
-      </w:r>
-    </w:p>
-    <w:p>
-      <w:pPr>
-        <w:rPr>
-          <w:rFonts w:ascii="Times New Roman" w:hAnsi="Times New Roman" w:cs="Times New Roman"/>
-          <w:sz w:val="24"/>
-          <w:szCs w:val="24"/>
-        </w:rPr>
-      </w:pPr>
-    </w:p>
-    <w:p>
-      <w:pPr>
-        <w:rPr>
-          <w:rFonts w:ascii="Times New Roman" w:hAnsi="Times New Roman" w:cs="Times New Roman"/>
-          <w:sz w:val="24"/>
-          <w:szCs w:val="24"/>
-        </w:rPr>
-      </w:pPr>
-      <w:r>
-        <w:rPr>
-          <w:rFonts w:ascii="Times New Roman" w:hAnsi="Times New Roman" w:cs="Times New Roman"/>
-          <w:sz w:val="24"/>
-          <w:szCs w:val="24"/>
-        </w:rPr>
-        <w:t>The proposed system will be designed as a standalone web-based application that teachers can use to submit or upload student responses and review the generated scores and feedback. It will also provide an Application Programming Interface (API) that may be integrated into an existing school VLE. To preserve teacher control and ensure human oversight, the system will allow teachers to review and override the score generated by the model before it is finalized. Through these functions, the study aims to support a faster, more consistent, and more manageable process for evaluating written student responses while maintaining the important role of teachers in assessment (Yang et al., 2024).</w:t>
-      </w:r>
-    </w:p>
-    <w:p>
-      <w:pPr>
-        <w:rPr>
-          <w:rFonts w:ascii="Times New Roman" w:hAnsi="Times New Roman" w:cs="Times New Roman"/>
-          <w:sz w:val="24"/>
-          <w:szCs w:val="24"/>
-        </w:rPr>
-      </w:pPr>
-    </w:p>
-    <w:p>
-      <w:pPr>
-        <w:rPr>
-          <w:rFonts w:ascii="Times New Roman" w:hAnsi="Times New Roman" w:cs="Times New Roman"/>
-          <w:sz w:val="24"/>
-          <w:szCs w:val="24"/>
-        </w:rPr>
-      </w:pPr>
-      <w:r>
-        <w:rPr>
-          <w:rFonts w:ascii="Times New Roman" w:hAnsi="Times New Roman" w:cs="Times New Roman"/>
-          <w:sz w:val="24"/>
-          <w:szCs w:val="24"/>
-        </w:rPr>
-        <w:t>References</w:t>
-      </w:r>
-    </w:p>
-    <w:p>
-      <w:pPr>
-        <w:rPr>
-          <w:rFonts w:ascii="Times New Roman" w:hAnsi="Times New Roman" w:cs="Times New Roman"/>
-          <w:sz w:val="24"/>
-          <w:szCs w:val="24"/>
-        </w:rPr>
-      </w:pPr>
-      <w:r>
-        <w:rPr>
-          <w:rFonts w:ascii="Times New Roman" w:hAnsi="Times New Roman" w:cs="Times New Roman"/>
-          <w:sz w:val="24"/>
-          <w:szCs w:val="24"/>
-        </w:rPr>
-        <w:t xml:space="preserve">Ramesh, D., &amp; </w:t>
+        <w:t xml:space="preserve">, M., </w:t>
       </w:r>
       <w:proofErr w:type="spellStart"/>
       <w:r>
@@ -418,7 +441,7 @@
           <w:sz w:val="24"/>
           <w:szCs w:val="24"/>
         </w:rPr>
-        <w:t>Sanampudi</w:t>
+        <w:t>Suryadi</w:t>
       </w:r>
       <w:proofErr w:type="spellEnd"/>
       <w:r>
@@ -427,44 +450,36 @@
           <w:sz w:val="24"/>
           <w:szCs w:val="24"/>
         </w:rPr>
-        <w:t xml:space="preserve">, S. K. (2022). An </w:t>
-      </w:r>
-      <w:proofErr w:type="gramStart"/>
-      <w:r>
-        <w:rPr>
-          <w:rFonts w:ascii="Times New Roman" w:hAnsi="Times New Roman" w:cs="Times New Roman"/>
-          <w:sz w:val="24"/>
-          <w:szCs w:val="24"/>
-        </w:rPr>
-        <w:t>automated essay scoring systems</w:t>
-      </w:r>
-      <w:proofErr w:type="gramEnd"/>
-      <w:r>
-        <w:rPr>
-          <w:rFonts w:ascii="Times New Roman" w:hAnsi="Times New Roman" w:cs="Times New Roman"/>
-          <w:sz w:val="24"/>
-          <w:szCs w:val="24"/>
-        </w:rPr>
-        <w:t>: A systematic literature review. Artificial Intelligence Review, 55(3), 2495–2527. https://doi.org/10.1007/s10462-021-10068-2</w:t>
-      </w:r>
-    </w:p>
-    <w:p>
-      <w:pPr>
-        <w:rPr>
-          <w:rFonts w:ascii="Times New Roman" w:hAnsi="Times New Roman" w:cs="Times New Roman"/>
-          <w:sz w:val="24"/>
-          <w:szCs w:val="24"/>
-        </w:rPr>
-      </w:pPr>
-    </w:p>
-    <w:p>
-      <w:pPr>
-        <w:rPr>
-          <w:rFonts w:ascii="Times New Roman" w:hAnsi="Times New Roman" w:cs="Times New Roman"/>
-          <w:sz w:val="24"/>
-          <w:szCs w:val="24"/>
-        </w:rPr>
-      </w:pPr>
+        <w:t>, D., &amp; others. (2023). Automatic essay exam scoring system: A systematic literature review. Procedia Computer Science, 216, 551–560. https://doi.org/10.1016/j.procs.2022.12.166</w:t>
+      </w:r>
+    </w:p>
+    <w:p>
+      <w:pPr>
+        <w:ind w:left="720" w:hanging="720"/>
+        <w:rPr>
+          <w:rFonts w:ascii="Times New Roman" w:hAnsi="Times New Roman" w:cs="Times New Roman"/>
+          <w:sz w:val="24"/>
+          <w:szCs w:val="24"/>
+        </w:rPr>
+      </w:pPr>
+    </w:p>
+    <w:p>
+      <w:pPr>
+        <w:ind w:left="720" w:hanging="720"/>
+        <w:rPr>
+          <w:rFonts w:ascii="Times New Roman" w:hAnsi="Times New Roman" w:cs="Times New Roman"/>
+          <w:sz w:val="24"/>
+          <w:szCs w:val="24"/>
+        </w:rPr>
+      </w:pPr>
+      <w:r>
+        <w:rPr>
+          <w:rFonts w:ascii="Times New Roman" w:hAnsi="Times New Roman" w:cs="Times New Roman"/>
+          <w:sz w:val="24"/>
+          <w:szCs w:val="24"/>
+        </w:rPr>
+        <w:t xml:space="preserve">Yang, K., </w:t>
+      </w:r>
       <w:proofErr w:type="spellStart"/>
       <w:r>
         <w:rPr>
@@ -472,7 +487,7 @@
           <w:sz w:val="24"/>
           <w:szCs w:val="24"/>
         </w:rPr>
-        <w:t>Sutisna</w:t>
+        <w:t>Raković</w:t>
       </w:r>
       <w:proofErr w:type="spellEnd"/>
       <w:r>
@@ -481,7 +496,7 @@
           <w:sz w:val="24"/>
           <w:szCs w:val="24"/>
         </w:rPr>
-        <w:t xml:space="preserve">, M., </w:t>
+        <w:t xml:space="preserve">, M., Li, Y., Guan, Q., </w:t>
       </w:r>
       <w:proofErr w:type="spellStart"/>
       <w:r>
@@ -490,7 +505,7 @@
           <w:sz w:val="24"/>
           <w:szCs w:val="24"/>
         </w:rPr>
-        <w:t>Suryadi</w:t>
+        <w:t>Gašević</w:t>
       </w:r>
       <w:proofErr w:type="spellEnd"/>
       <w:r>
@@ -499,82 +514,22 @@
           <w:sz w:val="24"/>
           <w:szCs w:val="24"/>
         </w:rPr>
-        <w:t>, D., &amp; others. (2023). Automatic essay exam scoring system: A systematic literature review. Procedia Computer Science, 216, 551–560. https://doi.org/10.1016/j.procs.2022.12.166</w:t>
-      </w:r>
-    </w:p>
-    <w:p>
-      <w:pPr>
-        <w:rPr>
-          <w:rFonts w:ascii="Times New Roman" w:hAnsi="Times New Roman" w:cs="Times New Roman"/>
-          <w:sz w:val="24"/>
-          <w:szCs w:val="24"/>
-        </w:rPr>
-      </w:pPr>
-    </w:p>
-    <w:p>
-      <w:pPr>
-        <w:rPr>
-          <w:rFonts w:ascii="Times New Roman" w:hAnsi="Times New Roman" w:cs="Times New Roman"/>
-          <w:sz w:val="24"/>
-          <w:szCs w:val="24"/>
-        </w:rPr>
-      </w:pPr>
-      <w:r>
-        <w:rPr>
-          <w:rFonts w:ascii="Times New Roman" w:hAnsi="Times New Roman" w:cs="Times New Roman"/>
-          <w:sz w:val="24"/>
-          <w:szCs w:val="24"/>
-        </w:rPr>
-        <w:t xml:space="preserve">Yang, K., </w:t>
-      </w:r>
-      <w:proofErr w:type="spellStart"/>
-      <w:r>
-        <w:rPr>
-          <w:rFonts w:ascii="Times New Roman" w:hAnsi="Times New Roman" w:cs="Times New Roman"/>
-          <w:sz w:val="24"/>
-          <w:szCs w:val="24"/>
-        </w:rPr>
-        <w:t>Raković</w:t>
-      </w:r>
-      <w:proofErr w:type="spellEnd"/>
-      <w:r>
-        <w:rPr>
-          <w:rFonts w:ascii="Times New Roman" w:hAnsi="Times New Roman" w:cs="Times New Roman"/>
-          <w:sz w:val="24"/>
-          <w:szCs w:val="24"/>
-        </w:rPr>
-        <w:t xml:space="preserve">, M., Li, Y., Guan, Q., </w:t>
-      </w:r>
-      <w:proofErr w:type="spellStart"/>
-      <w:r>
-        <w:rPr>
-          <w:rFonts w:ascii="Times New Roman" w:hAnsi="Times New Roman" w:cs="Times New Roman"/>
-          <w:sz w:val="24"/>
-          <w:szCs w:val="24"/>
-        </w:rPr>
-        <w:t>Gašević</w:t>
-      </w:r>
-      <w:proofErr w:type="spellEnd"/>
-      <w:r>
-        <w:rPr>
-          <w:rFonts w:ascii="Times New Roman" w:hAnsi="Times New Roman" w:cs="Times New Roman"/>
-          <w:sz w:val="24"/>
-          <w:szCs w:val="24"/>
-        </w:rPr>
         <w:t>, D., &amp; Chen, G. (2024). Unveiling the tapestry of automated essay scoring: A comprehensive investigation of accuracy, fairness, and generalizability. Proceedings of the AAAI Conference on Artificial Intelligence, 38(20), 22466–22474. https://doi.org/10.1609/aaai.v38i20.30254</w:t>
       </w:r>
     </w:p>
     <w:p>
       <w:pPr>
-        <w:rPr>
-          <w:rFonts w:ascii="Times New Roman" w:hAnsi="Times New Roman" w:cs="Times New Roman"/>
-          <w:sz w:val="24"/>
-          <w:szCs w:val="24"/>
-        </w:rPr>
-      </w:pPr>
-    </w:p>
-    <w:p>
-      <w:pPr>
+        <w:ind w:left="720" w:hanging="720"/>
+        <w:rPr>
+          <w:rFonts w:ascii="Times New Roman" w:hAnsi="Times New Roman" w:cs="Times New Roman"/>
+          <w:sz w:val="24"/>
+          <w:szCs w:val="24"/>
+        </w:rPr>
+      </w:pPr>
+    </w:p>
+    <w:p>
+      <w:pPr>
+        <w:ind w:left="720" w:hanging="720"/>
         <w:rPr>
           <w:rFonts w:ascii="Times New Roman" w:hAnsi="Times New Roman" w:cs="Times New Roman"/>
           <w:sz w:val="24"/>
@@ -592,14 +547,18 @@
     </w:p>
     <w:p>
       <w:pPr>
-        <w:rPr>
-          <w:rFonts w:ascii="Times New Roman" w:hAnsi="Times New Roman" w:cs="Times New Roman"/>
-          <w:sz w:val="24"/>
-          <w:szCs w:val="24"/>
-        </w:rPr>
-      </w:pPr>
-    </w:p>
-    <w:p>
+        <w:ind w:left="720" w:hanging="720"/>
+        <w:rPr>
+          <w:rFonts w:ascii="Times New Roman" w:hAnsi="Times New Roman" w:cs="Times New Roman"/>
+          <w:sz w:val="24"/>
+          <w:szCs w:val="24"/>
+        </w:rPr>
+      </w:pPr>
+    </w:p>
+    <w:p>
+      <w:pPr>
+        <w:ind w:left="720" w:hanging="720"/>
+      </w:pPr>
       <w:r>
         <w:rPr>
           <w:rFonts w:ascii="Times New Roman" w:hAnsi="Times New Roman" w:cs="Times New Roman"/>
